--- a/docs/10_ProjectPlan/ChatbotBuilder_Project_Plan_Document.docx
+++ b/docs/10_ProjectPlan/ChatbotBuilder_Project_Plan_Document.docx
@@ -44,7 +44,7 @@
         <w:t xml:space="preserve"> </w:t>
       </w:r>
       <w:r>
-        <w:t>Team Byte Squad</w:t>
+        <w:t xml:space="preserve"> </w:t>
       </w:r>
     </w:p>
     <w:p>
@@ -62,66 +62,6 @@
     </w:p>
     <w:p>
       <w:pPr>
-        <w:pStyle w:val="ListParagraph"/>
-        <w:numPr>
-          <w:ilvl w:val="0"/>
-          <w:numId w:val="31"/>
-        </w:numPr>
-        <w:spacing w:after="0" w:line="276" w:lineRule="auto"/>
-      </w:pPr>
-      <w:r>
-        <w:t xml:space="preserve">Jordan </w:t>
-      </w:r>
-      <w:r>
-        <w:rPr>
-          <w:rFonts w:ascii="Aptos" w:eastAsia="Aptos" w:hAnsi="Aptos" w:cs="Aptos"/>
-        </w:rPr>
-        <w:t>Spector</w:t>
-      </w:r>
-    </w:p>
-    <w:p>
-      <w:pPr>
-        <w:pStyle w:val="ListParagraph"/>
-        <w:numPr>
-          <w:ilvl w:val="0"/>
-          <w:numId w:val="31"/>
-        </w:numPr>
-        <w:spacing w:after="0" w:line="276" w:lineRule="auto"/>
-      </w:pPr>
-      <w:r>
-        <w:t xml:space="preserve">Gio </w:t>
-      </w:r>
-      <w:r>
-        <w:rPr>
-          <w:rFonts w:ascii="Aptos" w:eastAsia="Aptos" w:hAnsi="Aptos" w:cs="Aptos"/>
-        </w:rPr>
-        <w:t>Mendoza</w:t>
-      </w:r>
-    </w:p>
-    <w:p>
-      <w:pPr>
-        <w:pStyle w:val="ListParagraph"/>
-        <w:numPr>
-          <w:ilvl w:val="0"/>
-          <w:numId w:val="31"/>
-        </w:numPr>
-        <w:spacing w:after="0" w:line="276" w:lineRule="auto"/>
-      </w:pPr>
-      <w:r>
-        <w:t>Milton</w:t>
-      </w:r>
-      <w:r>
-        <w:t xml:space="preserve"> </w:t>
-      </w:r>
-      <w:r>
-        <w:rPr>
-          <w:rFonts w:ascii="Aptos" w:eastAsia="Aptos" w:hAnsi="Aptos" w:cs="Aptos"/>
-        </w:rPr>
-        <w:t>Mupfumira</w:t>
-      </w:r>
-    </w:p>
-    <w:p>
-      <w:pPr>
         <w:spacing w:after="0" w:line="276" w:lineRule="auto"/>
       </w:pPr>
       <w:r>
@@ -173,7 +113,23 @@
         <w:jc w:val="both"/>
       </w:pPr>
       <w:r>
-        <w:t>The Chatbot Builder Application is designed to allow users to create, test, and deploy AI-powered chatbots without requiring advanced programming knowledge. The system integrates frontend user interfaces, backend APIs, database storage, and AI-based response generation.</w:t>
+        <w:t xml:space="preserve">The Chatbot Builder Application is designed to allow users to create, test, and deploy AI-powered chatbots without requiring advanced programming knowledge. The system integrates </w:t>
+      </w:r>
+      <w:proofErr w:type="gramStart"/>
+      <w:r>
+        <w:t>frontend</w:t>
+      </w:r>
+      <w:proofErr w:type="gramEnd"/>
+      <w:r>
+        <w:t xml:space="preserve"> user interfaces, </w:t>
+      </w:r>
+      <w:proofErr w:type="gramStart"/>
+      <w:r>
+        <w:t>backend</w:t>
+      </w:r>
+      <w:proofErr w:type="gramEnd"/>
+      <w:r>
+        <w:t xml:space="preserve"> APIs, database storage, and AI-based response generation.</w:t>
       </w:r>
     </w:p>
     <w:p>
@@ -362,7 +318,6 @@
         <w:jc w:val="both"/>
       </w:pPr>
       <w:r>
-        <w:lastRenderedPageBreak/>
         <w:t>Chatbot testing interface</w:t>
       </w:r>
     </w:p>
@@ -402,6 +357,7 @@
         <w:jc w:val="both"/>
       </w:pPr>
       <w:r>
+        <w:lastRenderedPageBreak/>
         <w:t>Admin features (password reset, analytics view)</w:t>
       </w:r>
     </w:p>
@@ -608,7 +564,21 @@
         <w:rPr>
           <w:lang w:val="fr-FR"/>
         </w:rPr>
-        <w:t>UI/UX design (Figma concepts)</w:t>
+        <w:t>UI/UX design (</w:t>
+      </w:r>
+      <w:proofErr w:type="spellStart"/>
+      <w:r>
+        <w:rPr>
+          <w:lang w:val="fr-FR"/>
+        </w:rPr>
+        <w:t>Figma</w:t>
+      </w:r>
+      <w:proofErr w:type="spellEnd"/>
+      <w:r>
+        <w:rPr>
+          <w:lang w:val="fr-FR"/>
+        </w:rPr>
+        <w:t xml:space="preserve"> concepts)</w:t>
       </w:r>
     </w:p>
     <w:p>
@@ -854,7 +824,6 @@
         <w:jc w:val="both"/>
       </w:pPr>
       <w:r>
-        <w:lastRenderedPageBreak/>
         <w:t>Batch script for demo execution</w:t>
       </w:r>
     </w:p>
@@ -891,6 +860,7 @@
         <w:jc w:val="both"/>
       </w:pPr>
       <w:r>
+        <w:lastRenderedPageBreak/>
         <w:t>5. Project Timeline (Jan 30 – April 17, 2026)</w:t>
       </w:r>
     </w:p>
@@ -1294,8 +1264,15 @@
         <w:spacing w:after="0"/>
       </w:pPr>
       <w:r>
-        <w:lastRenderedPageBreak/>
-        <w:t xml:space="preserve">Database schema implementation (User, Bot, BotChunk, etc.) </w:t>
+        <w:t xml:space="preserve">Database schema implementation (User, Bot, </w:t>
+      </w:r>
+      <w:proofErr w:type="spellStart"/>
+      <w:r>
+        <w:t>BotChunk</w:t>
+      </w:r>
+      <w:proofErr w:type="spellEnd"/>
+      <w:r>
+        <w:t xml:space="preserve">, etc.) </w:t>
       </w:r>
     </w:p>
     <w:p>
@@ -1354,6 +1331,7 @@
         <w:spacing w:after="0"/>
       </w:pPr>
       <w:r>
+        <w:lastRenderedPageBreak/>
         <w:t xml:space="preserve">Backend development and API design </w:t>
       </w:r>
     </w:p>
@@ -1666,214 +1644,7 @@
         <w:t>6</w:t>
       </w:r>
       <w:r>
-        <w:t xml:space="preserve">. </w:t>
-      </w:r>
-      <w:r>
-        <w:t>Team Roles and Responsibilities</w:t>
-      </w:r>
-    </w:p>
-    <w:tbl>
-      <w:tblPr>
-        <w:tblStyle w:val="TableGridLight"/>
-        <w:tblW w:w="0" w:type="auto"/>
-        <w:tblLook w:val="04A0" w:firstRow="1" w:lastRow="0" w:firstColumn="1" w:lastColumn="0" w:noHBand="0" w:noVBand="1"/>
-      </w:tblPr>
-      <w:tblGrid>
-        <w:gridCol w:w="1987"/>
-        <w:gridCol w:w="7363"/>
-      </w:tblGrid>
-      <w:tr>
-        <w:tc>
-          <w:tcPr>
-            <w:tcW w:w="0" w:type="auto"/>
-            <w:hideMark/>
-          </w:tcPr>
-          <w:p>
-            <w:pPr>
-              <w:spacing w:after="160" w:line="278" w:lineRule="auto"/>
-              <w:rPr>
-                <w:b/>
-                <w:bCs/>
-              </w:rPr>
-            </w:pPr>
-            <w:r>
-              <w:rPr>
-                <w:b/>
-                <w:bCs/>
-              </w:rPr>
-              <w:t>Team Member</w:t>
-            </w:r>
-          </w:p>
-        </w:tc>
-        <w:tc>
-          <w:tcPr>
-            <w:tcW w:w="0" w:type="auto"/>
-            <w:hideMark/>
-          </w:tcPr>
-          <w:p>
-            <w:pPr>
-              <w:spacing w:after="160" w:line="278" w:lineRule="auto"/>
-              <w:rPr>
-                <w:b/>
-                <w:bCs/>
-              </w:rPr>
-            </w:pPr>
-            <w:r>
-              <w:rPr>
-                <w:b/>
-                <w:bCs/>
-              </w:rPr>
-              <w:t>Responsibilities</w:t>
-            </w:r>
-          </w:p>
-        </w:tc>
-      </w:tr>
-      <w:tr>
-        <w:tc>
-          <w:tcPr>
-            <w:tcW w:w="0" w:type="auto"/>
-            <w:hideMark/>
-          </w:tcPr>
-          <w:p>
-            <w:pPr>
-              <w:spacing w:after="160" w:line="278" w:lineRule="auto"/>
-            </w:pPr>
-            <w:r>
-              <w:rPr>
-                <w:b/>
-                <w:bCs/>
-              </w:rPr>
-              <w:t>Ashmit Nirwan</w:t>
-            </w:r>
-          </w:p>
-        </w:tc>
-        <w:tc>
-          <w:tcPr>
-            <w:tcW w:w="0" w:type="auto"/>
-            <w:hideMark/>
-          </w:tcPr>
-          <w:p>
-            <w:pPr>
-              <w:spacing w:after="160" w:line="278" w:lineRule="auto"/>
-            </w:pPr>
-            <w:r>
-              <w:t>UI design, frontend implementation, database design, AI integration, chatbot testing</w:t>
-            </w:r>
-          </w:p>
-        </w:tc>
-      </w:tr>
-      <w:tr>
-        <w:tc>
-          <w:tcPr>
-            <w:tcW w:w="0" w:type="auto"/>
-            <w:hideMark/>
-          </w:tcPr>
-          <w:p>
-            <w:pPr>
-              <w:spacing w:after="160" w:line="278" w:lineRule="auto"/>
-            </w:pPr>
-            <w:r>
-              <w:rPr>
-                <w:b/>
-                <w:bCs/>
-              </w:rPr>
-              <w:t>Jordan Spector</w:t>
-            </w:r>
-          </w:p>
-        </w:tc>
-        <w:tc>
-          <w:tcPr>
-            <w:tcW w:w="0" w:type="auto"/>
-            <w:hideMark/>
-          </w:tcPr>
-          <w:p>
-            <w:pPr>
-              <w:spacing w:after="160" w:line="278" w:lineRule="auto"/>
-            </w:pPr>
-            <w:r>
-              <w:t>Backend development, API integration, system logic</w:t>
-            </w:r>
-          </w:p>
-        </w:tc>
-      </w:tr>
-      <w:tr>
-        <w:tc>
-          <w:tcPr>
-            <w:tcW w:w="0" w:type="auto"/>
-            <w:hideMark/>
-          </w:tcPr>
-          <w:p>
-            <w:pPr>
-              <w:spacing w:after="160" w:line="278" w:lineRule="auto"/>
-            </w:pPr>
-            <w:r>
-              <w:rPr>
-                <w:b/>
-                <w:bCs/>
-              </w:rPr>
-              <w:lastRenderedPageBreak/>
-              <w:t>Gio Mendoza</w:t>
-            </w:r>
-          </w:p>
-        </w:tc>
-        <w:tc>
-          <w:tcPr>
-            <w:tcW w:w="0" w:type="auto"/>
-            <w:hideMark/>
-          </w:tcPr>
-          <w:p>
-            <w:pPr>
-              <w:spacing w:after="160" w:line="278" w:lineRule="auto"/>
-            </w:pPr>
-            <w:r>
-              <w:t>UI enhancements, styling, testing, validation</w:t>
-            </w:r>
-          </w:p>
-        </w:tc>
-      </w:tr>
-      <w:tr>
-        <w:tc>
-          <w:tcPr>
-            <w:tcW w:w="0" w:type="auto"/>
-            <w:hideMark/>
-          </w:tcPr>
-          <w:p>
-            <w:pPr>
-              <w:spacing w:after="160" w:line="278" w:lineRule="auto"/>
-            </w:pPr>
-            <w:r>
-              <w:rPr>
-                <w:b/>
-                <w:bCs/>
-              </w:rPr>
-              <w:t>Milton Mupfumira</w:t>
-            </w:r>
-          </w:p>
-        </w:tc>
-        <w:tc>
-          <w:tcPr>
-            <w:tcW w:w="0" w:type="auto"/>
-            <w:hideMark/>
-          </w:tcPr>
-          <w:p>
-            <w:pPr>
-              <w:spacing w:after="160" w:line="278" w:lineRule="auto"/>
-            </w:pPr>
-            <w:r>
-              <w:t>Project planning, documentation, requirement tracking</w:t>
-            </w:r>
-          </w:p>
-        </w:tc>
-      </w:tr>
-    </w:tbl>
-    <w:p>
-      <w:pPr>
-        <w:pStyle w:val="Heading1"/>
-        <w:spacing w:after="0" w:line="276" w:lineRule="auto"/>
-        <w:jc w:val="both"/>
-      </w:pPr>
-      <w:r>
-        <w:t>7. Tools and Technologies</w:t>
+        <w:t>. Tools and Technologies</w:t>
       </w:r>
     </w:p>
     <w:tbl>
@@ -2093,6 +1864,7 @@
               <w:spacing w:after="160" w:line="278" w:lineRule="auto"/>
             </w:pPr>
             <w:r>
+              <w:lastRenderedPageBreak/>
               <w:t>Version Control</w:t>
             </w:r>
           </w:p>
@@ -2180,7 +1952,10 @@
         <w:jc w:val="both"/>
       </w:pPr>
       <w:r>
-        <w:t>8. Risk Management</w:t>
+        <w:t>7</w:t>
+      </w:r>
+      <w:r>
+        <w:t>. Risk Management</w:t>
       </w:r>
     </w:p>
     <w:tbl>
@@ -2508,7 +2283,10 @@
         <w:jc w:val="both"/>
       </w:pPr>
       <w:r>
-        <w:t>9. Deliverables</w:t>
+        <w:t>8</w:t>
+      </w:r>
+      <w:r>
+        <w:t>. Deliverables</w:t>
       </w:r>
     </w:p>
     <w:p>
@@ -2595,7 +2373,6 @@
         <w:jc w:val="both"/>
       </w:pPr>
       <w:r>
-        <w:lastRenderedPageBreak/>
         <w:t>Architecture Document</w:t>
       </w:r>
     </w:p>
@@ -2684,7 +2461,10 @@
         <w:jc w:val="both"/>
       </w:pPr>
       <w:r>
-        <w:t>10. Project Workflow (Git Strategy)</w:t>
+        <w:t>9</w:t>
+      </w:r>
+      <w:r>
+        <w:t>. Project Workflow (Git Strategy)</w:t>
       </w:r>
     </w:p>
     <w:p>
@@ -2718,9 +2498,27 @@
         <w:spacing w:after="0" w:line="276" w:lineRule="auto"/>
         <w:jc w:val="both"/>
       </w:pPr>
-      <w:r>
-        <w:t>git checkout develop</w:t>
-      </w:r>
+      <w:proofErr w:type="gramStart"/>
+      <w:r>
+        <w:t>git</w:t>
+      </w:r>
+      <w:proofErr w:type="gramEnd"/>
+      <w:r>
+        <w:t xml:space="preserve"> </w:t>
+      </w:r>
+      <w:proofErr w:type="gramStart"/>
+      <w:r>
+        <w:t>checkout</w:t>
+      </w:r>
+      <w:proofErr w:type="gramEnd"/>
+      <w:r>
+        <w:t xml:space="preserve"> </w:t>
+      </w:r>
+      <w:proofErr w:type="gramStart"/>
+      <w:r>
+        <w:t>develop</w:t>
+      </w:r>
+      <w:proofErr w:type="gramEnd"/>
     </w:p>
     <w:p>
       <w:pPr>
@@ -2754,8 +2552,13 @@
         <w:jc w:val="both"/>
       </w:pPr>
       <w:r>
-        <w:t>git add .</w:t>
-      </w:r>
+        <w:t xml:space="preserve">git </w:t>
+      </w:r>
+      <w:proofErr w:type="gramStart"/>
+      <w:r>
+        <w:t>add .</w:t>
+      </w:r>
+      <w:proofErr w:type="gramEnd"/>
     </w:p>
     <w:p>
       <w:pPr>
@@ -2763,6 +2566,7 @@
         <w:jc w:val="both"/>
       </w:pPr>
       <w:r>
+        <w:lastRenderedPageBreak/>
         <w:t>git commit -m "Working Code"</w:t>
       </w:r>
     </w:p>
@@ -2772,8 +2576,13 @@
         <w:jc w:val="both"/>
       </w:pPr>
       <w:r>
-        <w:t>git push origin develop</w:t>
-      </w:r>
+        <w:t xml:space="preserve">git push origin </w:t>
+      </w:r>
+      <w:proofErr w:type="gramStart"/>
+      <w:r>
+        <w:t>develop</w:t>
+      </w:r>
+      <w:proofErr w:type="gramEnd"/>
     </w:p>
     <w:p>
       <w:pPr>
@@ -2797,8 +2606,13 @@
         <w:spacing w:after="0" w:line="276" w:lineRule="auto"/>
         <w:jc w:val="both"/>
       </w:pPr>
-      <w:r>
-        <w:t>git checkout test</w:t>
+      <w:proofErr w:type="gramStart"/>
+      <w:r>
+        <w:t>git</w:t>
+      </w:r>
+      <w:proofErr w:type="gramEnd"/>
+      <w:r>
+        <w:t xml:space="preserve"> checkout test</w:t>
       </w:r>
     </w:p>
     <w:p>
@@ -2816,7 +2630,15 @@
         <w:jc w:val="both"/>
       </w:pPr>
       <w:r>
-        <w:t>git merge develop</w:t>
+        <w:t xml:space="preserve">git </w:t>
+      </w:r>
+      <w:proofErr w:type="gramStart"/>
+      <w:r>
+        <w:t>merge</w:t>
+      </w:r>
+      <w:proofErr w:type="gramEnd"/>
+      <w:r>
+        <w:t xml:space="preserve"> develop</w:t>
       </w:r>
     </w:p>
     <w:p>
@@ -2837,12 +2659,21 @@
           <w:bCs/>
         </w:rPr>
       </w:pPr>
+      <w:proofErr w:type="gramStart"/>
       <w:r>
         <w:rPr>
           <w:b/>
           <w:bCs/>
         </w:rPr>
-        <w:t>Promote to Production</w:t>
+        <w:t>Promote</w:t>
+      </w:r>
+      <w:proofErr w:type="gramEnd"/>
+      <w:r>
+        <w:rPr>
+          <w:b/>
+          <w:bCs/>
+        </w:rPr>
+        <w:t xml:space="preserve"> to Production</w:t>
       </w:r>
     </w:p>
     <w:p>
@@ -2888,7 +2719,13 @@
         <w:jc w:val="both"/>
       </w:pPr>
       <w:r>
-        <w:t>11. Success Criteria</w:t>
+        <w:t>1</w:t>
+      </w:r>
+      <w:r>
+        <w:t>0</w:t>
+      </w:r>
+      <w:r>
+        <w:t>. Success Criteria</w:t>
       </w:r>
     </w:p>
     <w:p>
@@ -2985,8 +2822,13 @@
         <w:jc w:val="both"/>
       </w:pPr>
       <w:r>
-        <w:lastRenderedPageBreak/>
-        <w:t>12. Conclusion</w:t>
+        <w:t>1</w:t>
+      </w:r>
+      <w:r>
+        <w:t>1</w:t>
+      </w:r>
+      <w:r>
+        <w:t>. Conclusion</w:t>
       </w:r>
     </w:p>
     <w:p>
